--- a/pr-preview/pr-152/chapters/notation-tracked-changes.docx
+++ b/pr-preview/pr-152/chapters/notation-tracked-changes.docx
@@ -26,7 +26,7 @@
       </w:pPr>
       <w:ins w:id="2" w:author="PR Preview" w:date="2026-01-01T00:00:00Z">
         <w:r>
-          <w:t xml:space="preserve">Last modified: 2026-10-09 01:54:54 (PDT)</w:t>
+          <w:t xml:space="preserve">Last modified: 2026-10-09 05:36:02 (PDT)</w:t>
         </w:r>
       </w:ins>
     </w:p>
@@ -8669,7 +8669,7 @@
       </w:ins>
       <w:ins w:id="35" w:author="PR Preview" w:date="2026-01-01T00:00:00Z">
         <w:r>
-          <w:t xml:space="preserve">A set whose symbol is fixed by convention and always means the same set,</w:t>
+          <w:t xml:space="preserve">Name the macro for the set, such as</w:t>
         </w:r>
       </w:ins>
       <w:ins w:id="36" w:author="PR Preview" w:date="2026-01-01T00:00:00Z">
@@ -8679,7 +8679,10 @@
       </w:ins>
       <w:ins w:id="37" w:author="PR Preview" w:date="2026-01-01T00:00:00Z">
         <w:r>
-          <w:t xml:space="preserve">such as the real numbers, gets one shared macro,</w:t>
+          <w:rPr>
+            <w:rStyle w:val="VerbatimChar"/>
+          </w:rPr>
+          <w:t xml:space="preserve">\reals</w:t>
         </w:r>
       </w:ins>
       <w:ins w:id="38" w:author="PR Preview" w:date="2026-01-01T00:00:00Z">
@@ -8689,53 +8692,50 @@
       </w:ins>
       <w:ins w:id="39" w:author="PR Preview" w:date="2026-01-01T00:00:00Z">
         <w:r>
+          <w:t xml:space="preserve">for the real numbers,</w:t>
+        </w:r>
+      </w:ins>
+      <w:ins w:id="40" w:author="PR Preview" w:date="2026-01-01T00:00:00Z">
+        <w:r>
+          <w:t xml:space="preserve"> </w:t>
+        </w:r>
+      </w:ins>
+      <w:ins w:id="41" w:author="PR Preview" w:date="2026-01-01T00:00:00Z">
+        <w:r>
+          <w:t xml:space="preserve">not for the font, as</w:t>
+        </w:r>
+      </w:ins>
+      <w:ins w:id="42" w:author="PR Preview" w:date="2026-01-01T00:00:00Z">
+        <w:r>
+          <w:t xml:space="preserve"> </w:t>
+        </w:r>
+      </w:ins>
+      <w:ins w:id="43" w:author="PR Preview" w:date="2026-01-01T00:00:00Z">
+        <w:r>
           <w:rPr>
             <w:rStyle w:val="VerbatimChar"/>
           </w:rPr>
           <w:t xml:space="preserve">\bbR</w:t>
         </w:r>
       </w:ins>
-      <w:ins w:id="40" w:author="PR Preview" w:date="2026-01-01T00:00:00Z">
-        <w:r>
-          <w:t xml:space="preserve">,</w:t>
-        </w:r>
-      </w:ins>
-      <w:ins w:id="41" w:author="PR Preview" w:date="2026-01-01T00:00:00Z">
+      <w:ins w:id="44" w:author="PR Preview" w:date="2026-01-01T00:00:00Z">
         <w:r>
           <w:t xml:space="preserve"> </w:t>
         </w:r>
       </w:ins>
-      <w:ins w:id="42" w:author="PR Preview" w:date="2026-01-01T00:00:00Z">
+      <w:ins w:id="45" w:author="PR Preview" w:date="2026-01-01T00:00:00Z">
         <w:r>
-          <w:t xml:space="preserve">so every document draws it the same way.</w:t>
+          <w:t xml:space="preserve">would be.</w:t>
         </w:r>
       </w:ins>
-      <w:ins w:id="43" w:author="PR Preview" w:date="2026-01-01T00:00:00Z">
+      <w:ins w:id="46" w:author="PR Preview" w:date="2026-01-01T00:00:00Z">
         <w:r>
           <w:t xml:space="preserve"> </w:t>
         </w:r>
       </w:ins>
-      <w:ins w:id="44" w:author="PR Preview" w:date="2026-01-01T00:00:00Z">
-        <w:r>
-          <w:t xml:space="preserve">That differs from</w:t>
-        </w:r>
-      </w:ins>
-      <w:ins w:id="45" w:author="PR Preview" w:date="2026-01-01T00:00:00Z">
-        <w:r>
-          <w:t xml:space="preserve"> </w:t>
-        </w:r>
-      </w:ins>
-      <w:ins w:id="46" w:author="PR Preview" w:date="2026-01-01T00:00:00Z">
-        <w:r>
-          <w:rPr>
-            <w:rStyle w:val="VerbatimChar"/>
-          </w:rPr>
-          <w:t xml:space="preserve">\vdelta</w:t>
-        </w:r>
-      </w:ins>
       <w:ins w:id="47" w:author="PR Preview" w:date="2026-01-01T00:00:00Z">
         <w:r>
-          <w:t xml:space="preserve">, whose letter stands for a different quantity in each document.</w:t>
+          <w:t xml:space="preserve">A document that reaches for a font command directly</w:t>
         </w:r>
       </w:ins>
       <w:ins w:id="48" w:author="PR Preview" w:date="2026-01-01T00:00:00Z">
@@ -8745,7 +8745,7 @@
       </w:ins>
       <w:ins w:id="49" w:author="PR Preview" w:date="2026-01-01T00:00:00Z">
         <w:r>
-          <w:t xml:space="preserve">A document that reaches for a font command directly</w:t>
+          <w:t xml:space="preserve">has found a concept with no macro yet:</w:t>
         </w:r>
       </w:ins>
       <w:ins w:id="50" w:author="PR Preview" w:date="2026-01-01T00:00:00Z">
@@ -8755,7 +8755,7 @@
       </w:ins>
       <w:ins w:id="51" w:author="PR Preview" w:date="2026-01-01T00:00:00Z">
         <w:r>
-          <w:t xml:space="preserve">has found a concept with no macro yet:</w:t>
+          <w:t xml:space="preserve">add the macro to the shared file, then use it.</w:t>
         </w:r>
       </w:ins>
       <w:ins w:id="52" w:author="PR Preview" w:date="2026-01-01T00:00:00Z">
@@ -8765,7 +8765,7 @@
       </w:ins>
       <w:ins w:id="53" w:author="PR Preview" w:date="2026-01-01T00:00:00Z">
         <w:r>
-          <w:t xml:space="preserve">add the macro to the shared file, then use it.</w:t>
+          <w:t xml:space="preserve">As with Greek letters, a passage that discusses the notation itself</w:t>
         </w:r>
       </w:ins>
       <w:ins w:id="54" w:author="PR Preview" w:date="2026-01-01T00:00:00Z">
@@ -8775,16 +8775,6 @@
       </w:ins>
       <w:ins w:id="55" w:author="PR Preview" w:date="2026-01-01T00:00:00Z">
         <w:r>
-          <w:t xml:space="preserve">As with Greek letters, a passage that discusses the notation itself</w:t>
-        </w:r>
-      </w:ins>
-      <w:ins w:id="56" w:author="PR Preview" w:date="2026-01-01T00:00:00Z">
-        <w:r>
-          <w:t xml:space="preserve"> </w:t>
-        </w:r>
-      </w:ins>
-      <w:ins w:id="57" w:author="PR Preview" w:date="2026-01-01T00:00:00Z">
-        <w:r>
           <w:t xml:space="preserve">may write the font command directly.</w:t>
         </w:r>
       </w:ins>
@@ -8794,7 +8784,7 @@
       <w:pPr>
         <w:pStyle w:val="BodyText"/>
       </w:pPr>
-      <w:ins w:id="58" w:author="PR Preview" w:date="2026-01-01T00:00:00Z">
+      <w:ins w:id="56" w:author="PR Preview" w:date="2026-01-01T00:00:00Z">
         <w:r>
           <w:rPr>
             <w:b/>
@@ -8803,12 +8793,12 @@
           <w:t xml:space="preserve">Example 12 (Naming a set for its meaning)</w:t>
         </w:r>
       </w:ins>
-      <w:ins w:id="59" w:author="PR Preview" w:date="2026-01-01T00:00:00Z">
+      <w:ins w:id="57" w:author="PR Preview" w:date="2026-01-01T00:00:00Z">
         <w:r>
           <w:t xml:space="preserve"> </w:t>
         </w:r>
       </w:ins>
-      <w:ins w:id="60" w:author="PR Preview" w:date="2026-01-01T00:00:00Z">
+      <w:ins w:id="58" w:author="PR Preview" w:date="2026-01-01T00:00:00Z">
         <w:r>
           <w:t xml:space="preserve"> </w:t>
         </w:r>
@@ -8818,17 +8808,17 @@
       <w:pPr>
         <w:pStyle w:val="BlockText"/>
       </w:pPr>
-      <w:ins w:id="61" w:author="PR Preview" w:date="2026-01-01T00:00:00Z">
+      <w:ins w:id="59" w:author="PR Preview" w:date="2026-01-01T00:00:00Z">
         <w:r>
           <w:t xml:space="preserve">❌ Source:</w:t>
         </w:r>
       </w:ins>
-      <w:ins w:id="62" w:author="PR Preview" w:date="2026-01-01T00:00:00Z">
+      <w:ins w:id="60" w:author="PR Preview" w:date="2026-01-01T00:00:00Z">
         <w:r>
           <w:t xml:space="preserve"> </w:t>
         </w:r>
       </w:ins>
-      <w:ins w:id="63" w:author="PR Preview" w:date="2026-01-01T00:00:00Z">
+      <w:ins w:id="61" w:author="PR Preview" w:date="2026-01-01T00:00:00Z">
         <w:r>
           <w:rPr>
             <w:rStyle w:val="VerbatimChar"/>
@@ -8841,22 +8831,22 @@
       <w:pPr>
         <w:pStyle w:val="BlockText"/>
       </w:pPr>
-      <w:ins w:id="64" w:author="PR Preview" w:date="2026-01-01T00:00:00Z">
+      <w:ins w:id="62" w:author="PR Preview" w:date="2026-01-01T00:00:00Z">
         <w:r>
           <w:t xml:space="preserve">✅ Source:</w:t>
         </w:r>
       </w:ins>
-      <w:ins w:id="65" w:author="PR Preview" w:date="2026-01-01T00:00:00Z">
+      <w:ins w:id="63" w:author="PR Preview" w:date="2026-01-01T00:00:00Z">
         <w:r>
           <w:t xml:space="preserve"> </w:t>
         </w:r>
       </w:ins>
-      <w:ins w:id="66" w:author="PR Preview" w:date="2026-01-01T00:00:00Z">
+      <w:ins w:id="64" w:author="PR Preview" w:date="2026-01-01T00:00:00Z">
         <w:r>
           <w:rPr>
             <w:rStyle w:val="VerbatimChar"/>
           </w:rPr>
-          <w:t xml:space="preserve">The function maps $\bbR$ to $\bbR$.</w:t>
+          <w:t xml:space="preserve">The function maps $\reals$ to $\reals$.</w:t>
         </w:r>
       </w:ins>
     </w:p>
@@ -8864,9 +8854,19 @@
       <w:pPr>
         <w:pStyle w:val="FirstParagraph"/>
       </w:pPr>
+      <w:ins w:id="65" w:author="PR Preview" w:date="2026-01-01T00:00:00Z">
+        <w:r>
+          <w:t xml:space="preserve">Both versions print the same symbol.</w:t>
+        </w:r>
+      </w:ins>
+      <w:ins w:id="66" w:author="PR Preview" w:date="2026-01-01T00:00:00Z">
+        <w:r>
+          <w:t xml:space="preserve"> </w:t>
+        </w:r>
+      </w:ins>
       <w:ins w:id="67" w:author="PR Preview" w:date="2026-01-01T00:00:00Z">
         <w:r>
-          <w:t xml:space="preserve">Both versions print the same symbol.</w:t>
+          <w:t xml:space="preserve">If the group changes how it writes the real numbers,</w:t>
         </w:r>
       </w:ins>
       <w:ins w:id="68" w:author="PR Preview" w:date="2026-01-01T00:00:00Z">
@@ -8876,7 +8876,7 @@
       </w:ins>
       <w:ins w:id="69" w:author="PR Preview" w:date="2026-01-01T00:00:00Z">
         <w:r>
-          <w:t xml:space="preserve">If the group changes how it writes the real numbers,</w:t>
+          <w:t xml:space="preserve">only the definition of</w:t>
         </w:r>
       </w:ins>
       <w:ins w:id="70" w:author="PR Preview" w:date="2026-01-01T00:00:00Z">
@@ -8886,7 +8886,10 @@
       </w:ins>
       <w:ins w:id="71" w:author="PR Preview" w:date="2026-01-01T00:00:00Z">
         <w:r>
-          <w:t xml:space="preserve">only the definition of</w:t>
+          <w:rPr>
+            <w:rStyle w:val="VerbatimChar"/>
+          </w:rPr>
+          <w:t xml:space="preserve">\reals</w:t>
         </w:r>
       </w:ins>
       <w:ins w:id="72" w:author="PR Preview" w:date="2026-01-01T00:00:00Z">
@@ -8896,19 +8899,6 @@
       </w:ins>
       <w:ins w:id="73" w:author="PR Preview" w:date="2026-01-01T00:00:00Z">
         <w:r>
-          <w:rPr>
-            <w:rStyle w:val="VerbatimChar"/>
-          </w:rPr>
-          <w:t xml:space="preserve">\bbR</w:t>
-        </w:r>
-      </w:ins>
-      <w:ins w:id="74" w:author="PR Preview" w:date="2026-01-01T00:00:00Z">
-        <w:r>
-          <w:t xml:space="preserve"> </w:t>
-        </w:r>
-      </w:ins>
-      <w:ins w:id="75" w:author="PR Preview" w:date="2026-01-01T00:00:00Z">
-        <w:r>
           <w:t xml:space="preserve">changes.</w:t>
         </w:r>
       </w:ins>
@@ -9225,7 +9215,7 @@
       <w:pPr>
         <w:pStyle w:val="BodyText"/>
       </w:pPr>
-      <w:del w:id="76" w:author="PR Preview" w:date="2026-01-01T00:00:00Z">
+      <w:del w:id="74" w:author="PR Preview" w:date="2026-01-01T00:00:00Z">
         <w:r>
           <w:rPr>
             <w:b/>
@@ -9234,12 +9224,12 @@
           <w:delText xml:space="preserve">Example 12 (Naming a variable for its role)</w:delText>
         </w:r>
       </w:del>
-      <w:del w:id="77" w:author="PR Preview" w:date="2026-01-01T00:00:00Z">
+      <w:del w:id="75" w:author="PR Preview" w:date="2026-01-01T00:00:00Z">
         <w:r>
           <w:delText xml:space="preserve"> </w:delText>
         </w:r>
       </w:del>
-      <w:del w:id="78" w:author="PR Preview" w:date="2026-01-01T00:00:00Z">
+      <w:del w:id="76" w:author="PR Preview" w:date="2026-01-01T00:00:00Z">
         <w:r>
           <w:delText xml:space="preserve"> </w:delText>
         </w:r>
@@ -9249,7 +9239,7 @@
       <w:pPr>
         <w:pStyle w:val="BodyText"/>
       </w:pPr>
-      <w:ins w:id="79" w:author="PR Preview" w:date="2026-01-01T00:00:00Z">
+      <w:ins w:id="77" w:author="PR Preview" w:date="2026-01-01T00:00:00Z">
         <w:r>
           <w:rPr>
             <w:b/>
@@ -9258,12 +9248,12 @@
           <w:t xml:space="preserve">Example 13 (Naming a variable for its role)</w:t>
         </w:r>
       </w:ins>
-      <w:ins w:id="80" w:author="PR Preview" w:date="2026-01-01T00:00:00Z">
+      <w:ins w:id="78" w:author="PR Preview" w:date="2026-01-01T00:00:00Z">
         <w:r>
           <w:t xml:space="preserve"> </w:t>
         </w:r>
       </w:ins>
-      <w:ins w:id="81" w:author="PR Preview" w:date="2026-01-01T00:00:00Z">
+      <w:ins w:id="79" w:author="PR Preview" w:date="2026-01-01T00:00:00Z">
         <w:r>
           <w:t xml:space="preserve"> </w:t>
         </w:r>
@@ -9372,7 +9362,7 @@
       <w:pPr>
         <w:pStyle w:val="BodyText"/>
       </w:pPr>
-      <w:del w:id="82" w:author="PR Preview" w:date="2026-01-01T00:00:00Z">
+      <w:del w:id="80" w:author="PR Preview" w:date="2026-01-01T00:00:00Z">
         <w:r>
           <w:rPr>
             <w:b/>
@@ -9381,12 +9371,12 @@
           <w:delText xml:space="preserve">Example 13 (Writing a named quantity by its name)</w:delText>
         </w:r>
       </w:del>
-      <w:del w:id="83" w:author="PR Preview" w:date="2026-01-01T00:00:00Z">
+      <w:del w:id="81" w:author="PR Preview" w:date="2026-01-01T00:00:00Z">
         <w:r>
           <w:delText xml:space="preserve"> </w:delText>
         </w:r>
       </w:del>
-      <w:del w:id="84" w:author="PR Preview" w:date="2026-01-01T00:00:00Z">
+      <w:del w:id="82" w:author="PR Preview" w:date="2026-01-01T00:00:00Z">
         <w:r>
           <w:delText xml:space="preserve"> </w:delText>
         </w:r>
@@ -9396,7 +9386,7 @@
       <w:pPr>
         <w:pStyle w:val="BodyText"/>
       </w:pPr>
-      <w:ins w:id="85" w:author="PR Preview" w:date="2026-01-01T00:00:00Z">
+      <w:ins w:id="83" w:author="PR Preview" w:date="2026-01-01T00:00:00Z">
         <w:r>
           <w:rPr>
             <w:b/>
@@ -9405,12 +9395,12 @@
           <w:t xml:space="preserve">Example 14 (Writing a named quantity by its name)</w:t>
         </w:r>
       </w:ins>
-      <w:ins w:id="86" w:author="PR Preview" w:date="2026-01-01T00:00:00Z">
+      <w:ins w:id="84" w:author="PR Preview" w:date="2026-01-01T00:00:00Z">
         <w:r>
           <w:t xml:space="preserve"> </w:t>
         </w:r>
       </w:ins>
-      <w:ins w:id="87" w:author="PR Preview" w:date="2026-01-01T00:00:00Z">
+      <w:ins w:id="85" w:author="PR Preview" w:date="2026-01-01T00:00:00Z">
         <w:r>
           <w:t xml:space="preserve"> </w:t>
         </w:r>
@@ -9689,7 +9679,7 @@
       <w:pPr>
         <w:pStyle w:val="BodyText"/>
       </w:pPr>
-      <w:del w:id="88" w:author="PR Preview" w:date="2026-01-01T00:00:00Z">
+      <w:del w:id="86" w:author="PR Preview" w:date="2026-01-01T00:00:00Z">
         <w:r>
           <w:rPr>
             <w:b/>
@@ -9698,12 +9688,12 @@
           <w:delText xml:space="preserve">Example 14 (Writing a dot product)</w:delText>
         </w:r>
       </w:del>
-      <w:del w:id="89" w:author="PR Preview" w:date="2026-01-01T00:00:00Z">
+      <w:del w:id="87" w:author="PR Preview" w:date="2026-01-01T00:00:00Z">
         <w:r>
           <w:delText xml:space="preserve"> </w:delText>
         </w:r>
       </w:del>
-      <w:del w:id="90" w:author="PR Preview" w:date="2026-01-01T00:00:00Z">
+      <w:del w:id="88" w:author="PR Preview" w:date="2026-01-01T00:00:00Z">
         <w:r>
           <w:delText xml:space="preserve"> </w:delText>
         </w:r>
@@ -9713,7 +9703,7 @@
       <w:pPr>
         <w:pStyle w:val="BodyText"/>
       </w:pPr>
-      <w:ins w:id="91" w:author="PR Preview" w:date="2026-01-01T00:00:00Z">
+      <w:ins w:id="89" w:author="PR Preview" w:date="2026-01-01T00:00:00Z">
         <w:r>
           <w:rPr>
             <w:b/>
@@ -9722,12 +9712,12 @@
           <w:t xml:space="preserve">Example 15 (Writing a dot product)</w:t>
         </w:r>
       </w:ins>
-      <w:ins w:id="92" w:author="PR Preview" w:date="2026-01-01T00:00:00Z">
+      <w:ins w:id="90" w:author="PR Preview" w:date="2026-01-01T00:00:00Z">
         <w:r>
           <w:t xml:space="preserve"> </w:t>
         </w:r>
       </w:ins>
-      <w:ins w:id="93" w:author="PR Preview" w:date="2026-01-01T00:00:00Z">
+      <w:ins w:id="91" w:author="PR Preview" w:date="2026-01-01T00:00:00Z">
         <w:r>
           <w:t xml:space="preserve"> </w:t>
         </w:r>
@@ -10588,7 +10578,7 @@
       <w:pPr>
         <w:pStyle w:val="BodyText"/>
       </w:pPr>
-      <w:del w:id="94" w:author="PR Preview" w:date="2026-01-01T00:00:00Z">
+      <w:del w:id="92" w:author="PR Preview" w:date="2026-01-01T00:00:00Z">
         <w:r>
           <w:rPr>
             <w:b/>
@@ -10597,27 +10587,27 @@
           <w:delText xml:space="preserve">Example 15 (Writing out the limits of a sum and the range of an index)</w:delText>
         </w:r>
       </w:del>
+      <w:del w:id="93" w:author="PR Preview" w:date="2026-01-01T00:00:00Z">
+        <w:r>
+          <w:delText xml:space="preserve"> </w:delText>
+        </w:r>
+      </w:del>
+      <w:del w:id="94" w:author="PR Preview" w:date="2026-01-01T00:00:00Z">
+        <w:r>
+          <w:delText xml:space="preserve">For a discrete random variable</w:delText>
+        </w:r>
+      </w:del>
       <w:del w:id="95" w:author="PR Preview" w:date="2026-01-01T00:00:00Z">
         <w:r>
           <w:delText xml:space="preserve"> </w:delText>
         </w:r>
       </w:del>
+      <m:oMath>
+        <m:r>
+          <m:t>X</m:t>
+        </m:r>
+      </m:oMath>
       <w:del w:id="96" w:author="PR Preview" w:date="2026-01-01T00:00:00Z">
-        <w:r>
-          <w:delText xml:space="preserve">For a discrete random variable</w:delText>
-        </w:r>
-      </w:del>
-      <w:del w:id="97" w:author="PR Preview" w:date="2026-01-01T00:00:00Z">
-        <w:r>
-          <w:delText xml:space="preserve"> </w:delText>
-        </w:r>
-      </w:del>
-      <m:oMath>
-        <m:r>
-          <m:t>X</m:t>
-        </m:r>
-      </m:oMath>
-      <w:del w:id="98" w:author="PR Preview" w:date="2026-01-01T00:00:00Z">
         <w:r>
           <w:delText xml:space="preserve">:</w:delText>
         </w:r>
@@ -10627,7 +10617,7 @@
       <w:pPr>
         <w:pStyle w:val="BodyText"/>
       </w:pPr>
-      <w:ins w:id="99" w:author="PR Preview" w:date="2026-01-01T00:00:00Z">
+      <w:ins w:id="97" w:author="PR Preview" w:date="2026-01-01T00:00:00Z">
         <w:r>
           <w:rPr>
             <w:b/>
@@ -10636,27 +10626,27 @@
           <w:t xml:space="preserve">Example 16 (Writing out the limits of a sum and the range of an index)</w:t>
         </w:r>
       </w:ins>
+      <w:ins w:id="98" w:author="PR Preview" w:date="2026-01-01T00:00:00Z">
+        <w:r>
+          <w:t xml:space="preserve"> </w:t>
+        </w:r>
+      </w:ins>
+      <w:ins w:id="99" w:author="PR Preview" w:date="2026-01-01T00:00:00Z">
+        <w:r>
+          <w:t xml:space="preserve">For a discrete random variable</w:t>
+        </w:r>
+      </w:ins>
       <w:ins w:id="100" w:author="PR Preview" w:date="2026-01-01T00:00:00Z">
         <w:r>
           <w:t xml:space="preserve"> </w:t>
         </w:r>
       </w:ins>
+      <m:oMath>
+        <m:r>
+          <m:t>X</m:t>
+        </m:r>
+      </m:oMath>
       <w:ins w:id="101" w:author="PR Preview" w:date="2026-01-01T00:00:00Z">
-        <w:r>
-          <w:t xml:space="preserve">For a discrete random variable</w:t>
-        </w:r>
-      </w:ins>
-      <w:ins w:id="102" w:author="PR Preview" w:date="2026-01-01T00:00:00Z">
-        <w:r>
-          <w:t xml:space="preserve"> </w:t>
-        </w:r>
-      </w:ins>
-      <m:oMath>
-        <m:r>
-          <m:t>X</m:t>
-        </m:r>
-      </m:oMath>
-      <w:ins w:id="103" w:author="PR Preview" w:date="2026-01-01T00:00:00Z">
         <w:r>
           <w:t xml:space="preserve">:</w:t>
         </w:r>
